--- a/beta/feedback-form.docx
+++ b/beta/feedback-form.docx
@@ -7,7 +7,7 @@
         <w:pStyle w:val="Title"/>
       </w:pPr>
       <w:r>
-        <w:t>AMASAMYA Beta — Feedback Form Question Set</w:t>
+        <w:t>AMASAMYA Beta - Feedback Form Question Set</w:t>
       </w:r>
     </w:p>
     <w:p>
@@ -34,7 +34,7 @@
         <w:t>Order matters</w:t>
       </w:r>
       <w:r>
-        <w:t xml:space="preserve"> — easy/identifying</w:t>
+        <w:t xml:space="preserve"> - easy/identifying</w:t>
       </w:r>
     </w:p>
     <w:p>
@@ -71,7 +71,7 @@
         <w:pStyle w:val="Heading2"/>
       </w:pPr>
       <w:r>
-        <w:t>Section 1 — About you (2 min)</w:t>
+        <w:t>Section 1 - About you (2 min)</w:t>
       </w:r>
     </w:p>
     <w:p>
@@ -79,7 +79,7 @@
         <w:rPr>
           <w:b/>
         </w:rPr>
-        <w:t>Q1.1 — Your name (optional, only used for the contributors page)</w:t>
+        <w:t>Q1.1 - Your name (optional, only used for the contributors page)</w:t>
       </w:r>
     </w:p>
     <w:p>
@@ -92,7 +92,7 @@
         <w:rPr>
           <w:b/>
         </w:rPr>
-        <w:t>Q1.2 — Email</w:t>
+        <w:t>Q1.2 - Email</w:t>
       </w:r>
     </w:p>
     <w:p>
@@ -115,7 +115,7 @@
         <w:rPr>
           <w:b/>
         </w:rPr>
-        <w:t>Q1.3 — How would you describe your screen reader use?</w:t>
+        <w:t>Q1.3 - How would you describe your screen reader use?</w:t>
       </w:r>
     </w:p>
     <w:p>
@@ -170,7 +170,7 @@
         <w:rPr>
           <w:b/>
         </w:rPr>
-        <w:t>Q1.4 — Which screen reader did you primarily use for this test?</w:t>
+        <w:t>Q1.4 - Which screen reader did you primarily use for this test?</w:t>
       </w:r>
     </w:p>
     <w:p>
@@ -247,7 +247,7 @@
         <w:rPr>
           <w:b/>
         </w:rPr>
-        <w:t>Q1.5 — Anything else about your context we should know?</w:t>
+        <w:t>Q1.5 - Anything else about your context we should know?</w:t>
       </w:r>
       <w:r>
         <w:t xml:space="preserve"> </w:t>
@@ -274,7 +274,7 @@
         <w:pStyle w:val="Heading2"/>
       </w:pPr>
       <w:r>
-        <w:t>Section 2 — First impressions (2 min)</w:t>
+        <w:t>Section 2 - First impressions (2 min)</w:t>
       </w:r>
     </w:p>
     <w:p>
@@ -282,7 +282,7 @@
         <w:rPr>
           <w:b/>
         </w:rPr>
-        <w:t>Q2.1 — Which path did you test?</w:t>
+        <w:t>Q2.1 - Which path did you test?</w:t>
       </w:r>
     </w:p>
     <w:p>
@@ -335,7 +335,7 @@
         <w:rPr>
           <w:b/>
         </w:rPr>
-        <w:t>Q2.2 — Sign-in / first-run experience</w:t>
+        <w:t>Q2.2 - Sign-in / first-run experience</w:t>
       </w:r>
     </w:p>
     <w:p>
@@ -345,7 +345,7 @@
     </w:p>
     <w:p>
       <w:r>
-        <w:t>**Q2.3 — Did anything in the sign-in flow stop you, slow you, or feel</w:t>
+        <w:t>**Q2.3 - Did anything in the sign-in flow stop you, slow you, or feel</w:t>
       </w:r>
     </w:p>
     <w:p>
@@ -368,7 +368,7 @@
         <w:pStyle w:val="Heading2"/>
       </w:pPr>
       <w:r>
-        <w:t>Section 3 — Audit findings quality (4 min)</w:t>
+        <w:t>Section 3 - Audit findings quality (4 min)</w:t>
       </w:r>
     </w:p>
     <w:p>
@@ -376,7 +376,7 @@
         <w:rPr>
           <w:b/>
         </w:rPr>
-        <w:t>Q3.1 — Findings list navigation</w:t>
+        <w:t>Q3.1 - Findings list navigation</w:t>
       </w:r>
     </w:p>
     <w:p>
@@ -394,7 +394,7 @@
         <w:rPr>
           <w:b/>
         </w:rPr>
-        <w:t>Q3.2 — "How to fix" hints</w:t>
+        <w:t>Q3.2 - "How to fix" hints</w:t>
       </w:r>
     </w:p>
     <w:p>
@@ -412,7 +412,7 @@
         <w:rPr>
           <w:b/>
         </w:rPr>
-        <w:t>Q3.3 — Reference links attached to findings</w:t>
+        <w:t>Q3.3 - Reference links attached to findings</w:t>
       </w:r>
     </w:p>
     <w:p>
@@ -425,7 +425,7 @@
         <w:rPr>
           <w:b/>
         </w:rPr>
-        <w:t>Q3.4 — Pick one finding from your test session that was most useful.</w:t>
+        <w:t>Q3.4 - Pick one finding from your test session that was most useful.</w:t>
       </w:r>
     </w:p>
     <w:p>
@@ -444,7 +444,7 @@
         <w:rPr>
           <w:b/>
         </w:rPr>
-        <w:t>Q3.5 — Pick one finding that was confusing, wrong, or unhelpful.</w:t>
+        <w:t>Q3.5 - Pick one finding that was confusing, wrong, or unhelpful.</w:t>
       </w:r>
     </w:p>
     <w:p>
@@ -468,12 +468,12 @@
         <w:pStyle w:val="Heading2"/>
       </w:pPr>
       <w:r>
-        <w:t>Section 4 — Screen reader experience (3 min)</w:t>
+        <w:t>Section 4 - Screen reader experience (3 min)</w:t>
       </w:r>
     </w:p>
     <w:p>
       <w:r>
-        <w:t>**Q4.1 — Did the screen reader announce things correctly as you</w:t>
+        <w:t>**Q4.1 - Did the screen reader announce things correctly as you</w:t>
       </w:r>
     </w:p>
     <w:p>
@@ -491,7 +491,7 @@
         <w:rPr>
           <w:b/>
         </w:rPr>
-        <w:t>Q4.2 — Did any control fail to announce its label, role, or state?</w:t>
+        <w:t>Q4.2 - Did any control fail to announce its label, role, or state?</w:t>
       </w:r>
     </w:p>
     <w:p>
@@ -506,7 +506,7 @@
     </w:p>
     <w:p>
       <w:r>
-        <w:t>**Q4.3 — Did any live-region update fire too often, too rarely, or with</w:t>
+        <w:t>**Q4.3 - Did any live-region update fire too often, too rarely, or with</w:t>
       </w:r>
     </w:p>
     <w:p>
@@ -521,7 +521,7 @@
     </w:p>
     <w:p>
       <w:r>
-        <w:t>**Q4.4 — Did any heading-level skip, missing landmark, or focus-trap</w:t>
+        <w:t>**Q4.4 - Did any heading-level skip, missing landmark, or focus-trap</w:t>
       </w:r>
     </w:p>
     <w:p>
@@ -544,12 +544,12 @@
         <w:pStyle w:val="Heading2"/>
       </w:pPr>
       <w:r>
-        <w:t>Section 5 — The honest stuff (1 min)</w:t>
+        <w:t>Section 5 - The honest stuff (1 min)</w:t>
       </w:r>
     </w:p>
     <w:p>
       <w:r>
-        <w:t>**Q5.1 — What is the single thing that, if we don't fix it, would stop</w:t>
+        <w:t>**Q5.1 - What is the single thing that, if we don't fix it, would stop</w:t>
       </w:r>
     </w:p>
     <w:p>
@@ -570,7 +570,7 @@
     </w:p>
     <w:p>
       <w:r>
-        <w:t>**Q5.2 — What did AMASAMYA do better than other accessibility audit</w:t>
+        <w:t>**Q5.2 - What did AMASAMYA do better than other accessibility audit</w:t>
       </w:r>
     </w:p>
     <w:p>
@@ -585,7 +585,7 @@
     </w:p>
     <w:p>
       <w:r>
-        <w:t>**Q5.3 — On a scale of 0 to 10, how likely are you to use AMASAMYA in</w:t>
+        <w:t>**Q5.3 - On a scale of 0 to 10, how likely are you to use AMASAMYA in</w:t>
       </w:r>
     </w:p>
     <w:p>
@@ -608,7 +608,7 @@
         <w:pStyle w:val="Heading2"/>
       </w:pPr>
       <w:r>
-        <w:t>Section 6 — Logistics (1 min)</w:t>
+        <w:t>Section 6 - Logistics (1 min)</w:t>
       </w:r>
     </w:p>
     <w:p>
@@ -616,7 +616,7 @@
         <w:rPr>
           <w:b/>
         </w:rPr>
-        <w:t>Q6.1 — Public credit on the AMASAMYA contributors page?</w:t>
+        <w:t>Q6.1 - Public credit on the AMASAMYA contributors page?</w:t>
       </w:r>
     </w:p>
     <w:p>
@@ -629,7 +629,7 @@
         <w:pStyle w:val="ListBullet"/>
       </w:pPr>
       <w:r>
-        <w:t>Yes — credit me by name. (Q6.2 fills in the link.)</w:t>
+        <w:t>Yes - credit me by name. (Q6.2 fills in the link.)</w:t>
       </w:r>
     </w:p>
     <w:p>
@@ -637,7 +637,7 @@
         <w:pStyle w:val="ListBullet"/>
       </w:pPr>
       <w:r>
-        <w:t>Yes — credit me anonymously as "Beta Tester #N".</w:t>
+        <w:t>Yes - credit me anonymously as "Beta Tester #N".</w:t>
       </w:r>
     </w:p>
     <w:p>
@@ -659,7 +659,7 @@
         <w:rPr>
           <w:b/>
         </w:rPr>
-        <w:t>Q6.2 — Optional link for your contributor entry</w:t>
+        <w:t>Q6.2 - Optional link for your contributor entry</w:t>
       </w:r>
       <w:r>
         <w:t xml:space="preserve"> *(LinkedIn, blog,</w:t>
@@ -667,7 +667,7 @@
     </w:p>
     <w:p>
       <w:r>
-        <w:t>Mastodon, GitHub — anything)*</w:t>
+        <w:t>Mastodon, GitHub - anything)*</w:t>
       </w:r>
     </w:p>
     <w:p>
@@ -680,7 +680,7 @@
         <w:rPr>
           <w:b/>
         </w:rPr>
-        <w:t>Q6.3 — Compensation preference</w:t>
+        <w:t>Q6.3 - Compensation preference</w:t>
       </w:r>
     </w:p>
     <w:p>
@@ -693,7 +693,7 @@
         <w:pStyle w:val="ListBullet"/>
       </w:pPr>
       <w:r>
-        <w:t>Gift card (Amazon / Apple — we'll ask which after).</w:t>
+        <w:t>Gift card (Amazon / Apple - we'll ask which after).</w:t>
       </w:r>
     </w:p>
     <w:p>
@@ -709,7 +709,7 @@
         <w:pStyle w:val="ListBullet"/>
       </w:pPr>
       <w:r>
-        <w:t>Co-credit only — I don't need compensation.</w:t>
+        <w:t>Co-credit only - I don't need compensation.</w:t>
       </w:r>
     </w:p>
     <w:p>
@@ -717,7 +717,7 @@
         <w:rPr>
           <w:b/>
         </w:rPr>
-        <w:t>Q6.4 — If donating: charity name + URL</w:t>
+        <w:t>Q6.4 - If donating: charity name + URL</w:t>
       </w:r>
     </w:p>
     <w:p>
@@ -730,7 +730,7 @@
         <w:rPr>
           <w:b/>
         </w:rPr>
-        <w:t>Q6.5 — Anything else?</w:t>
+        <w:t>Q6.5 - Anything else?</w:t>
       </w:r>
     </w:p>
     <w:p>
@@ -772,7 +772,7 @@
     </w:p>
     <w:p>
       <w:r>
-        <w:t xml:space="preserve">      automatically for the question text — verify with NVDA + Forms</w:t>
+        <w:t xml:space="preserve">      automatically for the question text - verify with NVDA + Forms</w:t>
       </w:r>
     </w:p>
     <w:p>
@@ -825,7 +825,7 @@
     </w:p>
     <w:p>
       <w:r>
-        <w:t xml:space="preserve">      default — Typeform is harder to make accessible, prefer Google</w:t>
+        <w:t xml:space="preserve">      default - Typeform is harder to make accessible, prefer Google</w:t>
       </w:r>
     </w:p>
     <w:p>
